--- a/기업/영업·마케팅/거래처 등록신청서.docx
+++ b/기업/영업·마케팅/거래처 등록신청서.docx
@@ -1258,7 +1258,7 @@
           <w:p>
             <w:pPr>
               <w:spacing w:after="0" w:line="312" w:lineRule="auto"/>
-              <w:jc w:val="left"/>
+              <w:jc w:val="center"/>
             </w:pPr>
             <w:r/>
             <w:r>
@@ -1284,7 +1284,7 @@
           <w:p>
             <w:pPr>
               <w:spacing w:after="0" w:line="312" w:lineRule="auto"/>
-              <w:jc w:val="left"/>
+              <w:jc w:val="center"/>
             </w:pPr>
             <w:r/>
             <w:r>
@@ -1310,7 +1310,7 @@
           <w:p>
             <w:pPr>
               <w:spacing w:after="0" w:line="312" w:lineRule="auto"/>
-              <w:jc w:val="left"/>
+              <w:jc w:val="center"/>
             </w:pPr>
             <w:r/>
             <w:r>
@@ -1336,7 +1336,7 @@
           <w:p>
             <w:pPr>
               <w:spacing w:after="0" w:line="312" w:lineRule="auto"/>
-              <w:jc w:val="left"/>
+              <w:jc w:val="center"/>
             </w:pPr>
             <w:r/>
             <w:r>
@@ -1362,7 +1362,7 @@
           <w:p>
             <w:pPr>
               <w:spacing w:after="0" w:line="312" w:lineRule="auto"/>
-              <w:jc w:val="left"/>
+              <w:jc w:val="center"/>
             </w:pPr>
             <w:r/>
             <w:r>
@@ -1393,7 +1393,7 @@
           <w:p>
             <w:pPr>
               <w:spacing w:after="0" w:line="312" w:lineRule="auto"/>
-              <w:jc w:val="left"/>
+              <w:jc w:val="center"/>
             </w:pPr>
             <w:r/>
             <w:r>
@@ -1419,7 +1419,7 @@
           <w:p>
             <w:pPr>
               <w:spacing w:after="0" w:line="312" w:lineRule="auto"/>
-              <w:jc w:val="left"/>
+              <w:jc w:val="center"/>
             </w:pPr>
             <w:r/>
             <w:r>
@@ -1445,7 +1445,7 @@
           <w:p>
             <w:pPr>
               <w:spacing w:after="0" w:line="312" w:lineRule="auto"/>
-              <w:jc w:val="left"/>
+              <w:jc w:val="center"/>
             </w:pPr>
             <w:r/>
             <w:r>
@@ -1471,7 +1471,7 @@
           <w:p>
             <w:pPr>
               <w:spacing w:after="0" w:line="312" w:lineRule="auto"/>
-              <w:jc w:val="left"/>
+              <w:jc w:val="center"/>
             </w:pPr>
             <w:r/>
             <w:r>
@@ -1497,7 +1497,7 @@
           <w:p>
             <w:pPr>
               <w:spacing w:after="0" w:line="312" w:lineRule="auto"/>
-              <w:jc w:val="left"/>
+              <w:jc w:val="center"/>
             </w:pPr>
             <w:r/>
             <w:r>
@@ -2481,7 +2481,7 @@
               <w:rPr>
                 <w:rFonts w:ascii="Malgun Gothic" w:hAnsi="Malgun Gothic" w:eastAsia="Malgun Gothic" w:cs="Malgun Gothic"/>
                 <w:b w:val="0"/>
-                <w:sz w:val="20"/>
+                <w:sz w:val="19"/>
               </w:rPr>
             </w:r>
           </w:p>
